--- a/11CNPM1_Lab5_1150080049_NguyenTranHuuDuc.docx
+++ b/11CNPM1_Lab5_1150080049_NguyenTranHuuDuc.docx
@@ -8,17 +8,20 @@
       </w:r>
     </w:p>
     <w:p>
-      <w:proofErr w:type="gramStart"/>
-      <w:r>
-        <w:t>An</w:t>
-      </w:r>
-      <w:proofErr w:type="gramEnd"/>
+      <w:r>
+        <w:t xml:space="preserve">An </w:t>
+      </w:r>
+      <w:proofErr w:type="spellStart"/>
+      <w:r>
+        <w:t>toàn</w:t>
+      </w:r>
+      <w:proofErr w:type="spellEnd"/>
       <w:r>
         <w:t xml:space="preserve"> </w:t>
       </w:r>
       <w:proofErr w:type="spellStart"/>
       <w:r>
-        <w:t>toàn</w:t>
+        <w:t>và</w:t>
       </w:r>
       <w:proofErr w:type="spellEnd"/>
       <w:r>
@@ -26,7 +29,7 @@
       </w:r>
       <w:proofErr w:type="spellStart"/>
       <w:r>
-        <w:t>và</w:t>
+        <w:t>bảo</w:t>
       </w:r>
       <w:proofErr w:type="spellEnd"/>
       <w:r>
@@ -34,7 +37,7 @@
       </w:r>
       <w:proofErr w:type="spellStart"/>
       <w:r>
-        <w:t>bảo</w:t>
+        <w:t>mật</w:t>
       </w:r>
       <w:proofErr w:type="spellEnd"/>
       <w:r>
@@ -42,7 +45,7 @@
       </w:r>
       <w:proofErr w:type="spellStart"/>
       <w:r>
-        <w:t>mật</w:t>
+        <w:t>hệ</w:t>
       </w:r>
       <w:proofErr w:type="spellEnd"/>
       <w:r>
@@ -50,7 +53,7 @@
       </w:r>
       <w:proofErr w:type="spellStart"/>
       <w:r>
-        <w:t>hệ</w:t>
+        <w:t>thống</w:t>
       </w:r>
       <w:proofErr w:type="spellEnd"/>
       <w:r>
@@ -58,14 +61,6 @@
       </w:r>
       <w:proofErr w:type="spellStart"/>
       <w:r>
-        <w:t>thống</w:t>
-      </w:r>
-      <w:proofErr w:type="spellEnd"/>
-      <w:r>
-        <w:t xml:space="preserve"> </w:t>
-      </w:r>
-      <w:proofErr w:type="spellStart"/>
-      <w:r>
         <w:t>thông</w:t>
       </w:r>
       <w:proofErr w:type="spellEnd"/>
@@ -73,6 +68,28 @@
         <w:t xml:space="preserve"> tin </w:t>
       </w:r>
     </w:p>
+    <w:p>
+      <w:r>
+        <w:t xml:space="preserve">Link </w:t>
+      </w:r>
+      <w:proofErr w:type="spellStart"/>
+      <w:r>
+        <w:t>youtube</w:t>
+      </w:r>
+      <w:proofErr w:type="spellEnd"/>
+      <w:r>
+        <w:t xml:space="preserve">: </w:t>
+      </w:r>
+      <w:hyperlink r:id="rId4" w:history="1">
+        <w:r>
+          <w:rPr>
+            <w:rStyle w:val="Hyperlink"/>
+          </w:rPr>
+          <w:t>https://www.youtube.com/@%C4%90%E1%BB%A9cNguy%E1%BB%85nTr%E1%BA%A7nH%E1%BB%AFu-u4j</w:t>
+        </w:r>
+      </w:hyperlink>
+    </w:p>
+    <w:p/>
     <w:p>
       <w:r>
         <w:t>Lab 5</w:t>
@@ -101,7 +118,7 @@
                     </pic:cNvPicPr>
                   </pic:nvPicPr>
                   <pic:blipFill>
-                    <a:blip r:embed="rId4">
+                    <a:blip r:embed="rId5">
                       <a:extLst>
                         <a:ext uri="{28A0092B-C50C-407E-A947-70E740481C1C}">
                           <a14:useLocalDpi xmlns:a14="http://schemas.microsoft.com/office/drawing/2010/main" val="0"/>
@@ -138,6 +155,7 @@
         <w:rPr>
           <w:noProof/>
         </w:rPr>
+        <w:lastRenderedPageBreak/>
         <w:drawing>
           <wp:inline distT="0" distB="0" distL="0" distR="0" wp14:anchorId="5739E225" wp14:editId="099E0B35">
             <wp:extent cx="5943600" cy="3702050"/>
@@ -156,7 +174,7 @@
                     </pic:cNvPicPr>
                   </pic:nvPicPr>
                   <pic:blipFill>
-                    <a:blip r:embed="rId5">
+                    <a:blip r:embed="rId6">
                       <a:extLst>
                         <a:ext uri="{28A0092B-C50C-407E-A947-70E740481C1C}">
                           <a14:useLocalDpi xmlns:a14="http://schemas.microsoft.com/office/drawing/2010/main" val="0"/>
@@ -193,7 +211,6 @@
         <w:rPr>
           <w:noProof/>
         </w:rPr>
-        <w:lastRenderedPageBreak/>
         <w:drawing>
           <wp:inline distT="0" distB="0" distL="0" distR="0" wp14:anchorId="2114DBF2" wp14:editId="04F8F360">
             <wp:extent cx="5943600" cy="1619885"/>
@@ -212,7 +229,7 @@
                     </pic:cNvPicPr>
                   </pic:nvPicPr>
                   <pic:blipFill>
-                    <a:blip r:embed="rId6">
+                    <a:blip r:embed="rId7">
                       <a:extLst>
                         <a:ext uri="{28A0092B-C50C-407E-A947-70E740481C1C}">
                           <a14:useLocalDpi xmlns:a14="http://schemas.microsoft.com/office/drawing/2010/main" val="0"/>
@@ -249,6 +266,7 @@
         <w:rPr>
           <w:noProof/>
         </w:rPr>
+        <w:lastRenderedPageBreak/>
         <w:drawing>
           <wp:inline distT="0" distB="0" distL="0" distR="0" wp14:anchorId="7C3AAB8A" wp14:editId="0E523C7C">
             <wp:extent cx="5943600" cy="4862830"/>
@@ -267,7 +285,7 @@
                     </pic:cNvPicPr>
                   </pic:nvPicPr>
                   <pic:blipFill>
-                    <a:blip r:embed="rId7">
+                    <a:blip r:embed="rId8">
                       <a:extLst>
                         <a:ext uri="{28A0092B-C50C-407E-A947-70E740481C1C}">
                           <a14:useLocalDpi xmlns:a14="http://schemas.microsoft.com/office/drawing/2010/main" val="0"/>
@@ -323,7 +341,7 @@
                     </pic:cNvPicPr>
                   </pic:nvPicPr>
                   <pic:blipFill>
-                    <a:blip r:embed="rId8">
+                    <a:blip r:embed="rId9">
                       <a:extLst>
                         <a:ext uri="{28A0092B-C50C-407E-A947-70E740481C1C}">
                           <a14:useLocalDpi xmlns:a14="http://schemas.microsoft.com/office/drawing/2010/main" val="0"/>
@@ -379,7 +397,7 @@
                     </pic:cNvPicPr>
                   </pic:nvPicPr>
                   <pic:blipFill>
-                    <a:blip r:embed="rId9">
+                    <a:blip r:embed="rId10">
                       <a:extLst>
                         <a:ext uri="{28A0092B-C50C-407E-A947-70E740481C1C}">
                           <a14:useLocalDpi xmlns:a14="http://schemas.microsoft.com/office/drawing/2010/main" val="0"/>
@@ -434,7 +452,7 @@
                     <pic:cNvPicPr/>
                   </pic:nvPicPr>
                   <pic:blipFill>
-                    <a:blip r:embed="rId10"/>
+                    <a:blip r:embed="rId11"/>
                     <a:stretch>
                       <a:fillRect/>
                     </a:stretch>
@@ -473,49 +491,6 @@
                 <pic:pic xmlns:pic="http://schemas.openxmlformats.org/drawingml/2006/picture">
                   <pic:nvPicPr>
                     <pic:cNvPr id="826754668" name=""/>
-                    <pic:cNvPicPr/>
-                  </pic:nvPicPr>
-                  <pic:blipFill>
-                    <a:blip r:embed="rId11"/>
-                    <a:stretch>
-                      <a:fillRect/>
-                    </a:stretch>
-                  </pic:blipFill>
-                  <pic:spPr>
-                    <a:xfrm>
-                      <a:off x="0" y="0"/>
-                      <a:ext cx="5943600" cy="3342640"/>
-                    </a:xfrm>
-                    <a:prstGeom prst="rect">
-                      <a:avLst/>
-                    </a:prstGeom>
-                  </pic:spPr>
-                </pic:pic>
-              </a:graphicData>
-            </a:graphic>
-          </wp:inline>
-        </w:drawing>
-      </w:r>
-    </w:p>
-    <w:p>
-      <w:r>
-        <w:rPr>
-          <w:noProof/>
-        </w:rPr>
-        <w:lastRenderedPageBreak/>
-        <w:drawing>
-          <wp:inline distT="0" distB="0" distL="0" distR="0" wp14:anchorId="4C714B78" wp14:editId="4DAAB0AA">
-            <wp:extent cx="5943600" cy="3342640"/>
-            <wp:effectExtent l="0" t="0" r="0" b="0"/>
-            <wp:docPr id="2118242723" name="Picture 1"/>
-            <wp:cNvGraphicFramePr>
-              <a:graphicFrameLocks xmlns:a="http://schemas.openxmlformats.org/drawingml/2006/main" noChangeAspect="1"/>
-            </wp:cNvGraphicFramePr>
-            <a:graphic xmlns:a="http://schemas.openxmlformats.org/drawingml/2006/main">
-              <a:graphicData uri="http://schemas.openxmlformats.org/drawingml/2006/picture">
-                <pic:pic xmlns:pic="http://schemas.openxmlformats.org/drawingml/2006/picture">
-                  <pic:nvPicPr>
-                    <pic:cNvPr id="2118242723" name=""/>
                     <pic:cNvPicPr/>
                   </pic:nvPicPr>
                   <pic:blipFill>
@@ -540,6 +515,49 @@
         </w:drawing>
       </w:r>
     </w:p>
+    <w:p>
+      <w:r>
+        <w:rPr>
+          <w:noProof/>
+        </w:rPr>
+        <w:lastRenderedPageBreak/>
+        <w:drawing>
+          <wp:inline distT="0" distB="0" distL="0" distR="0" wp14:anchorId="4C714B78" wp14:editId="4DAAB0AA">
+            <wp:extent cx="5943600" cy="3342640"/>
+            <wp:effectExtent l="0" t="0" r="0" b="0"/>
+            <wp:docPr id="2118242723" name="Picture 1"/>
+            <wp:cNvGraphicFramePr>
+              <a:graphicFrameLocks xmlns:a="http://schemas.openxmlformats.org/drawingml/2006/main" noChangeAspect="1"/>
+            </wp:cNvGraphicFramePr>
+            <a:graphic xmlns:a="http://schemas.openxmlformats.org/drawingml/2006/main">
+              <a:graphicData uri="http://schemas.openxmlformats.org/drawingml/2006/picture">
+                <pic:pic xmlns:pic="http://schemas.openxmlformats.org/drawingml/2006/picture">
+                  <pic:nvPicPr>
+                    <pic:cNvPr id="2118242723" name=""/>
+                    <pic:cNvPicPr/>
+                  </pic:nvPicPr>
+                  <pic:blipFill>
+                    <a:blip r:embed="rId13"/>
+                    <a:stretch>
+                      <a:fillRect/>
+                    </a:stretch>
+                  </pic:blipFill>
+                  <pic:spPr>
+                    <a:xfrm>
+                      <a:off x="0" y="0"/>
+                      <a:ext cx="5943600" cy="3342640"/>
+                    </a:xfrm>
+                    <a:prstGeom prst="rect">
+                      <a:avLst/>
+                    </a:prstGeom>
+                  </pic:spPr>
+                </pic:pic>
+              </a:graphicData>
+            </a:graphic>
+          </wp:inline>
+        </w:drawing>
+      </w:r>
+    </w:p>
     <w:p/>
     <w:p>
       <w:r>
@@ -562,7 +580,7 @@
                     <pic:cNvPicPr/>
                   </pic:nvPicPr>
                   <pic:blipFill>
-                    <a:blip r:embed="rId13"/>
+                    <a:blip r:embed="rId14"/>
                     <a:stretch>
                       <a:fillRect/>
                     </a:stretch>
@@ -3461,6 +3479,7 @@
   <w:style w:type="character" w:default="1" w:styleId="DefaultParagraphFont">
     <w:name w:val="Default Paragraph Font"/>
     <w:uiPriority w:val="1"/>
+    <w:semiHidden/>
     <w:unhideWhenUsed/>
   </w:style>
   <w:style w:type="table" w:default="1" w:styleId="TableNormal">
@@ -3774,6 +3793,29 @@
       <w:spacing w:val="5"/>
     </w:rPr>
   </w:style>
+  <w:style w:type="character" w:styleId="Hyperlink">
+    <w:name w:val="Hyperlink"/>
+    <w:basedOn w:val="DefaultParagraphFont"/>
+    <w:uiPriority w:val="99"/>
+    <w:unhideWhenUsed/>
+    <w:rsid w:val="00CB12AD"/>
+    <w:rPr>
+      <w:color w:val="0563C1" w:themeColor="hyperlink"/>
+      <w:u w:val="single"/>
+    </w:rPr>
+  </w:style>
+  <w:style w:type="character" w:styleId="UnresolvedMention">
+    <w:name w:val="Unresolved Mention"/>
+    <w:basedOn w:val="DefaultParagraphFont"/>
+    <w:uiPriority w:val="99"/>
+    <w:semiHidden/>
+    <w:unhideWhenUsed/>
+    <w:rsid w:val="00CB12AD"/>
+    <w:rPr>
+      <w:color w:val="605E5C"/>
+      <w:shd w:val="clear" w:color="auto" w:fill="E1DFDD"/>
+    </w:rPr>
+  </w:style>
 </w:styles>
 </file>
 
